--- a/Modelos/AG/FDMS/memorando_solicitacao_contratacao_FDMS.docx
+++ b/Modelos/AG/FDMS/memorando_solicitacao_contratacao_FDMS.docx
@@ -108,19 +108,7 @@
         <w:jc w:val="both"/>
       </w:pPr>
       <w:r>
-        <w:t xml:space="preserve">Ao cumprimentar Vossa Senhoria, solicitamos a celebração do </w:t>
-      </w:r>
-      <w:r>
-        <w:t xml:space="preserve">CONTRATO </w:t>
-      </w:r>
-      <w:r>
-        <w:t>com a FDMS - Fundação Delfim Mendes Silveira</w:t>
-      </w:r>
-      <w:r>
-        <w:t xml:space="preserve">, </w:t>
-      </w:r>
-      <w:r>
-        <w:t xml:space="preserve">objetivando dar suporte à UFSM no desenvolvimento do Projeto de </w:t>
+        <w:t xml:space="preserve">Ao cumprimentar Vossa Senhoria, solicitamos a celebração do CONTRATO com a FDMS - Fundação Delfim Mendes Silveira, objetivando dar suporte à UFSM no desenvolvimento do Projeto de </w:t>
       </w:r>
       <w:proofErr w:type="gramStart"/>
       <w:r>
@@ -182,10 +170,7 @@
         <w:jc w:val="both"/>
       </w:pPr>
       <w:r>
-        <w:t>Justifica-se a escolha d</w:t>
-      </w:r>
-      <w:r>
-        <w:t xml:space="preserve">a (Fundação de apoio) </w:t>
+        <w:t xml:space="preserve">Justifica-se a escolha da (Fundação de apoio) </w:t>
       </w:r>
       <w:proofErr w:type="gramStart"/>
       <w:r>
@@ -219,13 +204,7 @@
         <w:jc w:val="both"/>
       </w:pPr>
       <w:r>
-        <w:t>R</w:t>
-      </w:r>
-      <w:r>
-        <w:t>essalta-se a necessidade dessa parceria, a qual proporcionará melhores condições à operacionalização do referido projeto, tendo em vista que a sua execução ultrapassa o exer</w:t>
-      </w:r>
-      <w:r>
-        <w:t xml:space="preserve">cício financeiro e a sua viabilização é de interesse público, já que o projeto </w:t>
+        <w:t xml:space="preserve">Ressalta-se a necessidade dessa parceria, a qual proporcionará melhores condições à operacionalização do referido projeto, tendo em vista que a sua execução ultrapassa o exercício financeiro e a sua viabilização é de interesse público, já que o projeto </w:t>
       </w:r>
       <w:proofErr w:type="gramStart"/>
       <w:r>
@@ -262,10 +241,7 @@
         <w:jc w:val="both"/>
       </w:pPr>
       <w:r>
-        <w:t>A parceria encontra-se respaldada na Lei n. 14.133/2021, regulamentada pelos Decretos n. 10.929/2022 e 11.430/2023, na Lei n. 8.958/94, r</w:t>
-      </w:r>
-      <w:r>
-        <w:t xml:space="preserve">egulamentada pelo Decreto n. 7.423/10, na Resolução n. 089/2022 e demais legislação correlata, uma vez que a </w:t>
+        <w:t xml:space="preserve">A parceria encontra-se respaldada na Lei n. 14.133/2021, regulamentada pelos Decretos n. 10.929/2022 e 11.430/2023, na Lei n. 8.958/94, regulamentada pelo Decreto n. 7.423/10, na Resolução n. 089/2022 e demais legislação correlata, uma vez que a </w:t>
       </w:r>
       <w:r>
         <w:rPr>
@@ -293,82 +269,7 @@
         <w:jc w:val="both"/>
       </w:pPr>
       <w:r>
-        <w:t xml:space="preserve">A </w:t>
-      </w:r>
-      <w:r>
-        <w:t>FDMS</w:t>
-      </w:r>
-      <w:r>
-        <w:t xml:space="preserve"> </w:t>
-      </w:r>
-      <w:r>
-        <w:t xml:space="preserve">teve </w:t>
-      </w:r>
-      <w:r>
-        <w:t>sua autorização renovad</w:t>
-      </w:r>
-      <w:r>
-        <w:t>a par</w:t>
-      </w:r>
-      <w:r>
-        <w:t xml:space="preserve">a atuar como Fundação de Apoio à UFSM pela </w:t>
-      </w:r>
-      <w:r>
-        <w:t xml:space="preserve">portaria conjunta nº </w:t>
-      </w:r>
-      <w:r>
-        <w:t>45</w:t>
-      </w:r>
-      <w:r>
-        <w:t>, de 2</w:t>
-      </w:r>
-      <w:r>
-        <w:t>6</w:t>
-      </w:r>
-      <w:r>
-        <w:t xml:space="preserve"> de </w:t>
-      </w:r>
-      <w:r>
-        <w:t xml:space="preserve">março </w:t>
-      </w:r>
-      <w:r>
-        <w:t>de 202</w:t>
-      </w:r>
-      <w:r>
-        <w:t>6</w:t>
-      </w:r>
-      <w:r>
-        <w:t xml:space="preserve">, </w:t>
-      </w:r>
-      <w:r>
-        <w:t xml:space="preserve">pela </w:t>
-      </w:r>
-      <w:r>
-        <w:t xml:space="preserve">Secretaria de Educação Superior do Ministério da Educação e da Secretaria </w:t>
-      </w:r>
-      <w:r>
-        <w:t xml:space="preserve">de </w:t>
-      </w:r>
-      <w:r>
-        <w:t>Políticas e Programas do</w:t>
-      </w:r>
-      <w:r>
-        <w:t xml:space="preserve"> Ministério da Ciência, Tecnologia e Inovaç</w:t>
-      </w:r>
-      <w:r>
-        <w:t>ão</w:t>
-      </w:r>
-      <w:r>
-        <w:t xml:space="preserve"> </w:t>
-      </w:r>
-      <w:r>
-        <w:t>e atend</w:t>
-      </w:r>
-      <w:r>
-        <w:t>e aos requisitos de experiência nesse tipo de atividade, sistema de gestão adequado e idoneidade. Além disso, no momento, a UFSM não apresenta a infraestrutura necessária para a execução administrativa e financeira de projetos fomentados com arrecadação ex</w:t>
-      </w:r>
-      <w:r>
-        <w:t>tra orçamentária.</w:t>
+        <w:t>A FDMS teve sua autorização renovada para atuar como Fundação de Apoio à UFSM pela portaria conjunta nº 45, de 26 de março de 2026, pela Secretaria de Educação Superior do Ministério da Educação e da Secretaria de Políticas e Programas do Ministério da Ciência, Tecnologia e Inovação e atende aos requisitos de experiência nesse tipo de atividade, sistema de gestão adequado e idoneidade. Além disso, no momento, a UFSM não apresenta a infraestrutura necessária para a execução administrativa e financeira de projetos fomentados com arrecadação extra orçamentária.</w:t>
       </w:r>
     </w:p>
     <w:p>
@@ -404,10 +305,7 @@
         <w:jc w:val="both"/>
       </w:pPr>
       <w:r>
-        <w:t xml:space="preserve">Em atendimento ao art. 35 da Resolução UFSM n. 089/2022 abaixo transcrito, designo para exercer a </w:t>
-      </w:r>
-      <w:r>
-        <w:t xml:space="preserve">função de Fiscal do projeto o servidor da UFSM </w:t>
+        <w:t xml:space="preserve">Em atendimento ao art. 35 da Resolução UFSM n. 089/2022 abaixo transcrito, designo para exercer a função de Fiscal do projeto o servidor da UFSM </w:t>
       </w:r>
       <w:proofErr w:type="gramStart"/>
       <w:r>
@@ -463,10 +361,7 @@
         <w:t>deverá ser indicado um fiscal ou Equipe de Fiscalização</w:t>
       </w:r>
       <w:r>
-        <w:t xml:space="preserve"> a </w:t>
-      </w:r>
-      <w:r>
-        <w:t xml:space="preserve">critério da autoridade superior, para exercer as funções de fiscalização de execução do Instrumento com Fundação de Apoio, nos termos do Art. 117 da Lei N. 14.133/2021. </w:t>
+        <w:t xml:space="preserve"> a critério da autoridade superior, para exercer as funções de fiscalização de execução do Instrumento com Fundação de Apoio, nos termos do Art. 117 da Lei N. 14.133/2021. </w:t>
       </w:r>
     </w:p>
     <w:p>
@@ -498,10 +393,7 @@
         <w:jc w:val="both"/>
       </w:pPr>
       <w:r>
-        <w:t>§ 2o A fun</w:t>
-      </w:r>
-      <w:r>
-        <w:t xml:space="preserve">ção de fiscal não poderá ser exercida: </w:t>
+        <w:t xml:space="preserve">§ 2o A função de fiscal não poderá ser exercida: </w:t>
       </w:r>
     </w:p>
     <w:p>
@@ -653,10 +545,7 @@
         <w:jc w:val="both"/>
       </w:pPr>
       <w:r>
-        <w:t xml:space="preserve">§ 3o O fiscal </w:t>
-      </w:r>
-      <w:r>
-        <w:t xml:space="preserve">que estiver na iminência de afastar-se ou licenciar-se por mais que 30 (trinta) dias, deverá comunicar a autoridade que o designou para essa função, de modo que seja providenciada a sua substituição. </w:t>
+        <w:t xml:space="preserve">§ 3o O fiscal que estiver na iminência de afastar-se ou licenciar-se por mais que 30 (trinta) dias, deverá comunicar a autoridade que o designou para essa função, de modo que seja providenciada a sua substituição. </w:t>
       </w:r>
     </w:p>
     <w:p>
@@ -673,10 +562,7 @@
       </w:pPr>
       <w:r>
         <w:lastRenderedPageBreak/>
-        <w:t xml:space="preserve">§ 4o O fiscal deverá permanecer na função pelo período </w:t>
-      </w:r>
-      <w:r>
-        <w:t xml:space="preserve">mínimo de 01 (um) semestre, de modo a evitar a substituição do servidor antes da apresentação da prestação de contas parcial do período em questão e dar ciência do andamento do trabalho ao sucessor. </w:t>
+        <w:t xml:space="preserve">§ 4o O fiscal deverá permanecer na função pelo período mínimo de 01 (um) semestre, de modo a evitar a substituição do servidor antes da apresentação da prestação de contas parcial do período em questão e dar ciência do andamento do trabalho ao sucessor. </w:t>
       </w:r>
     </w:p>
     <w:p>
@@ -846,8 +732,10 @@
         <w:jc w:val="center"/>
       </w:pPr>
       <w:r>
-        <w:t xml:space="preserve">                                                                                                                          Assinatura</w:t>
-      </w:r>
+        <w:t xml:space="preserve">                                                                                                                       </w:t>
+      </w:r>
+      <w:bookmarkStart w:id="0" w:name="_GoBack"/>
+      <w:bookmarkEnd w:id="0"/>
     </w:p>
     <w:p>
       <w:pPr>
@@ -877,7 +765,13 @@
       </w:r>
       <w:proofErr w:type="spellEnd"/>
       <w:r>
-        <w:t xml:space="preserve"> }}   {{ </w:t>
+        <w:t xml:space="preserve"> }}   </w:t>
+      </w:r>
+      <w:r>
+        <w:br/>
+      </w:r>
+      <w:r>
+        <w:t xml:space="preserve">{{ </w:t>
       </w:r>
       <w:proofErr w:type="spellStart"/>
       <w:r>
@@ -887,8 +781,6 @@
       <w:r>
         <w:t xml:space="preserve"> }}</w:t>
       </w:r>
-      <w:bookmarkStart w:id="0" w:name="_GoBack"/>
-      <w:bookmarkEnd w:id="0"/>
     </w:p>
     <w:sectPr>
       <w:headerReference w:type="default" r:id="rId7"/>
@@ -1702,7 +1594,7 @@
       </w:tabs>
       <w:suppressAutoHyphens/>
       <w:spacing w:line="1" w:lineRule="atLeast"/>
-      <w:ind w:leftChars="-1" w:left="-1" w:hangingChars="1" w:firstLine="6379"/>
+      <w:ind w:leftChars="-1" w:left="-1" w:hangingChars="1" w:hanging="1"/>
       <w:jc w:val="both"/>
       <w:textDirection w:val="btLr"/>
       <w:textAlignment w:val="top"/>
@@ -1726,7 +1618,7 @@
       <w:keepNext/>
       <w:suppressAutoHyphens/>
       <w:spacing w:line="1" w:lineRule="atLeast"/>
-      <w:ind w:leftChars="-1" w:left="-1" w:hangingChars="1" w:firstLine="5245"/>
+      <w:ind w:leftChars="-1" w:left="-1" w:hangingChars="1" w:hanging="1"/>
       <w:textDirection w:val="btLr"/>
       <w:textAlignment w:val="top"/>
       <w:outlineLvl w:val="4"/>
@@ -1878,7 +1770,7 @@
       </w:tabs>
       <w:suppressAutoHyphens/>
       <w:spacing w:before="60" w:line="1" w:lineRule="atLeast"/>
-      <w:ind w:leftChars="-1" w:left="-1" w:hangingChars="1" w:firstLine="1418"/>
+      <w:ind w:leftChars="-1" w:left="-1" w:hangingChars="1" w:hanging="1"/>
       <w:textDirection w:val="btLr"/>
       <w:textAlignment w:val="top"/>
       <w:outlineLvl w:val="0"/>
@@ -1898,7 +1790,7 @@
       </w:tabs>
       <w:suppressAutoHyphens/>
       <w:spacing w:before="60" w:line="1" w:lineRule="atLeast"/>
-      <w:ind w:leftChars="-1" w:left="-1" w:hangingChars="1" w:firstLine="1418"/>
+      <w:ind w:leftChars="-1" w:left="-1" w:hangingChars="1" w:hanging="1"/>
       <w:jc w:val="both"/>
       <w:textDirection w:val="btLr"/>
       <w:textAlignment w:val="top"/>
@@ -1960,7 +1852,6 @@
     <w:rPr>
       <w:position w:val="-1"/>
       <w:sz w:val="24"/>
-      <w:lang/>
     </w:rPr>
   </w:style>
   <w:style w:type="character" w:customStyle="1" w:styleId="RodapChar">
@@ -1990,7 +1881,6 @@
       <w:position w:val="-1"/>
       <w:sz w:val="18"/>
       <w:szCs w:val="18"/>
-      <w:lang/>
     </w:rPr>
   </w:style>
   <w:style w:type="character" w:customStyle="1" w:styleId="TextodebaloChar">

--- a/Modelos/AG/FDMS/memorando_solicitacao_contratacao_FDMS.docx
+++ b/Modelos/AG/FDMS/memorando_solicitacao_contratacao_FDMS.docx
@@ -17,7 +17,23 @@
         <w:jc w:val="right"/>
       </w:pPr>
       <w:r>
-        <w:t>Santa Maria, 2 de abril de 2024</w:t>
+        <w:t xml:space="preserve">Santa Maria, </w:t>
+      </w:r>
+      <w:proofErr w:type="gramStart"/>
+      <w:r>
+        <w:t xml:space="preserve">{{ </w:t>
+      </w:r>
+      <w:proofErr w:type="spellStart"/>
+      <w:r>
+        <w:t>data</w:t>
+      </w:r>
+      <w:proofErr w:type="gramEnd"/>
+      <w:r>
+        <w:t>_atual</w:t>
+      </w:r>
+      <w:proofErr w:type="spellEnd"/>
+      <w:r>
+        <w:t xml:space="preserve"> }}</w:t>
       </w:r>
     </w:p>
     <w:p>
@@ -734,8 +750,6 @@
       <w:r>
         <w:t xml:space="preserve">                                                                                                                       </w:t>
       </w:r>
-      <w:bookmarkStart w:id="0" w:name="_GoBack"/>
-      <w:bookmarkEnd w:id="0"/>
     </w:p>
     <w:p>
       <w:pPr>
@@ -751,17 +765,15 @@
         </w:tabs>
         <w:jc w:val="right"/>
       </w:pPr>
-      <w:proofErr w:type="gramStart"/>
+      <w:r>
+        <w:t xml:space="preserve">NOME: </w:t>
+      </w:r>
       <w:r>
         <w:t xml:space="preserve">{{ </w:t>
       </w:r>
       <w:proofErr w:type="spellStart"/>
       <w:r>
-        <w:t>diretor</w:t>
-      </w:r>
-      <w:proofErr w:type="gramEnd"/>
-      <w:r>
-        <w:t>_unidade</w:t>
+        <w:t>diretor_unidade</w:t>
       </w:r>
       <w:proofErr w:type="spellEnd"/>
       <w:r>
@@ -770,6 +782,11 @@
       <w:r>
         <w:br/>
       </w:r>
+      <w:r>
+        <w:t xml:space="preserve">SIAPE: </w:t>
+      </w:r>
+      <w:bookmarkStart w:id="0" w:name="_GoBack"/>
+      <w:bookmarkEnd w:id="0"/>
       <w:r>
         <w:t xml:space="preserve">{{ </w:t>
       </w:r>

--- a/Modelos/AG/FDMS/memorando_solicitacao_contratacao_FDMS.docx
+++ b/Modelos/AG/FDMS/memorando_solicitacao_contratacao_FDMS.docx
@@ -55,13 +55,18 @@
       </w:pPr>
     </w:p>
     <w:p>
+      <w:r>
+        <w:t>A Coordenadoria de Transferência de Tecnologia e Propriedade Intelectual</w:t>
+      </w:r>
+    </w:p>
+    <w:p>
       <w:proofErr w:type="spellStart"/>
       <w:r>
-        <w:t>APró</w:t>
+        <w:t>Pró-reitoria</w:t>
       </w:r>
       <w:proofErr w:type="spellEnd"/>
       <w:r>
-        <w:t>-reitoria de Inovação e empreendedorismo,</w:t>
+        <w:t xml:space="preserve"> de Inovação e empreendedorismo,</w:t>
       </w:r>
     </w:p>
     <w:p>
@@ -124,9 +129,16 @@
         <w:jc w:val="both"/>
       </w:pPr>
       <w:r>
-        <w:t xml:space="preserve">Ao cumprimentar Vossa Senhoria, solicitamos a celebração do CONTRATO com a FDMS - Fundação Delfim Mendes Silveira, objetivando dar suporte à UFSM no desenvolvimento do Projeto de </w:t>
-      </w:r>
-      <w:proofErr w:type="gramStart"/>
+        <w:t>Ao cumprimentar Vossa Senhoria, solicitamos a celebração do</w:t>
+      </w:r>
+      <w:r>
+        <w:t xml:space="preserve"> Contrato Global</w:t>
+      </w:r>
+      <w:bookmarkStart w:id="0" w:name="_GoBack"/>
+      <w:bookmarkEnd w:id="0"/>
+      <w:r>
+        <w:t xml:space="preserve"> com a FDMS - Fundação Delfim Mendes Silveira, objetivando dar suporte à UFSM no desenvolvimento do Projeto de </w:t>
+      </w:r>
       <w:r>
         <w:t xml:space="preserve">{{ </w:t>
       </w:r>
@@ -135,7 +147,6 @@
         <w:t>classificacao</w:t>
       </w:r>
       <w:proofErr w:type="spellEnd"/>
-      <w:proofErr w:type="gramEnd"/>
       <w:r>
         <w:t xml:space="preserve"> }}</w:t>
       </w:r>
@@ -785,8 +796,6 @@
       <w:r>
         <w:t xml:space="preserve">SIAPE: </w:t>
       </w:r>
-      <w:bookmarkStart w:id="0" w:name="_GoBack"/>
-      <w:bookmarkEnd w:id="0"/>
       <w:r>
         <w:t xml:space="preserve">{{ </w:t>
       </w:r>

--- a/Modelos/AG/FDMS/memorando_solicitacao_contratacao_FDMS.docx
+++ b/Modelos/AG/FDMS/memorando_solicitacao_contratacao_FDMS.docx
@@ -2,11 +2,7 @@
 <file path=word/document.xml><?xml version="1.0" encoding="utf-8"?>
 <w:document xmlns:wpc="http://schemas.microsoft.com/office/word/2010/wordprocessingCanvas" xmlns:cx="http://schemas.microsoft.com/office/drawing/2014/chartex" xmlns:cx1="http://schemas.microsoft.com/office/drawing/2015/9/8/chartex" xmlns:cx2="http://schemas.microsoft.com/office/drawing/2015/10/21/chartex" xmlns:cx3="http://schemas.microsoft.com/office/drawing/2016/5/9/chartex" xmlns:cx4="http://schemas.microsoft.com/office/drawing/2016/5/10/chartex" xmlns:cx5="http://schemas.microsoft.com/office/drawing/2016/5/11/chartex" xmlns:cx6="http://schemas.microsoft.com/office/drawing/2016/5/12/chartex" xmlns:cx7="http://schemas.microsoft.com/office/drawing/2016/5/13/chartex" xmlns:cx8="http://schemas.microsoft.com/office/drawing/2016/5/14/chartex" xmlns:mc="http://schemas.openxmlformats.org/markup-compatibility/2006" xmlns:aink="http://schemas.microsoft.com/office/drawing/2016/ink" xmlns:am3d="http://schemas.microsoft.com/office/drawing/2017/model3d" xmlns:o="urn:schemas-microsoft-com:office:office" xmlns:r="http://schemas.openxmlformats.org/officeDocument/2006/relationships" xmlns:m="http://schemas.openxmlformats.org/officeDocument/2006/math" xmlns:v="urn:schemas-microsoft-com:vml" xmlns:wp14="http://schemas.microsoft.com/office/word/2010/wordprocessingDrawing" xmlns:wp="http://schemas.openxmlformats.org/drawingml/2006/wordprocessingDrawing" xmlns:w10="urn:schemas-microsoft-com:office:word" xmlns:w="http://schemas.openxmlformats.org/wordprocessingml/2006/main" xmlns:w14="http://schemas.microsoft.com/office/word/2010/wordml" xmlns:w15="http://schemas.microsoft.com/office/word/2012/wordml" xmlns:w16cid="http://schemas.microsoft.com/office/word/2016/wordml/cid" xmlns:w16se="http://schemas.microsoft.com/office/word/2015/wordml/symex" xmlns:wpg="http://schemas.microsoft.com/office/word/2010/wordprocessingGroup" xmlns:wpi="http://schemas.microsoft.com/office/word/2010/wordprocessingInk" xmlns:wne="http://schemas.microsoft.com/office/word/2006/wordml" xmlns:wps="http://schemas.microsoft.com/office/word/2010/wordprocessingShape" mc:Ignorable="w14 w15 w16se w16cid wp14">
   <w:body>
-    <w:p>
-      <w:pPr>
-        <w:jc w:val="right"/>
-      </w:pPr>
-    </w:p>
+    <w:p/>
     <w:p>
       <w:pPr>
         <w:jc w:val="right"/>
@@ -132,12 +128,12 @@
         <w:t>Ao cumprimentar Vossa Senhoria, solicitamos a celebração do</w:t>
       </w:r>
       <w:r>
-        <w:t xml:space="preserve"> Contrato Global</w:t>
+        <w:t xml:space="preserve"> Contrato </w:t>
       </w:r>
       <w:bookmarkStart w:id="0" w:name="_GoBack"/>
       <w:bookmarkEnd w:id="0"/>
       <w:r>
-        <w:t xml:space="preserve"> com a FDMS - Fundação Delfim Mendes Silveira, objetivando dar suporte à UFSM no desenvolvimento do Projeto de </w:t>
+        <w:t xml:space="preserve">com a FDMS - Fundação Delfim Mendes Silveira, objetivando dar suporte à UFSM no desenvolvimento do Projeto de </w:t>
       </w:r>
       <w:r>
         <w:t xml:space="preserve">{{ </w:t>

--- a/Modelos/AG/FDMS/memorando_solicitacao_contratacao_FDMS.docx
+++ b/Modelos/AG/FDMS/memorando_solicitacao_contratacao_FDMS.docx
@@ -2,7 +2,6 @@
 <file path=word/document.xml><?xml version="1.0" encoding="utf-8"?>
 <w:document xmlns:wpc="http://schemas.microsoft.com/office/word/2010/wordprocessingCanvas" xmlns:cx="http://schemas.microsoft.com/office/drawing/2014/chartex" xmlns:cx1="http://schemas.microsoft.com/office/drawing/2015/9/8/chartex" xmlns:cx2="http://schemas.microsoft.com/office/drawing/2015/10/21/chartex" xmlns:cx3="http://schemas.microsoft.com/office/drawing/2016/5/9/chartex" xmlns:cx4="http://schemas.microsoft.com/office/drawing/2016/5/10/chartex" xmlns:cx5="http://schemas.microsoft.com/office/drawing/2016/5/11/chartex" xmlns:cx6="http://schemas.microsoft.com/office/drawing/2016/5/12/chartex" xmlns:cx7="http://schemas.microsoft.com/office/drawing/2016/5/13/chartex" xmlns:cx8="http://schemas.microsoft.com/office/drawing/2016/5/14/chartex" xmlns:mc="http://schemas.openxmlformats.org/markup-compatibility/2006" xmlns:aink="http://schemas.microsoft.com/office/drawing/2016/ink" xmlns:am3d="http://schemas.microsoft.com/office/drawing/2017/model3d" xmlns:o="urn:schemas-microsoft-com:office:office" xmlns:r="http://schemas.openxmlformats.org/officeDocument/2006/relationships" xmlns:m="http://schemas.openxmlformats.org/officeDocument/2006/math" xmlns:v="urn:schemas-microsoft-com:vml" xmlns:wp14="http://schemas.microsoft.com/office/word/2010/wordprocessingDrawing" xmlns:wp="http://schemas.openxmlformats.org/drawingml/2006/wordprocessingDrawing" xmlns:w10="urn:schemas-microsoft-com:office:word" xmlns:w="http://schemas.openxmlformats.org/wordprocessingml/2006/main" xmlns:w14="http://schemas.microsoft.com/office/word/2010/wordml" xmlns:w15="http://schemas.microsoft.com/office/word/2012/wordml" xmlns:w16cid="http://schemas.microsoft.com/office/word/2016/wordml/cid" xmlns:w16se="http://schemas.microsoft.com/office/word/2015/wordml/symex" xmlns:wpg="http://schemas.microsoft.com/office/word/2010/wordprocessingGroup" xmlns:wpi="http://schemas.microsoft.com/office/word/2010/wordprocessingInk" xmlns:wne="http://schemas.microsoft.com/office/word/2006/wordml" xmlns:wps="http://schemas.microsoft.com/office/word/2010/wordprocessingShape" mc:Ignorable="w14 w15 w16se w16cid wp14">
   <w:body>
-    <w:p/>
     <w:p>
       <w:pPr>
         <w:jc w:val="right"/>
@@ -12,24 +11,16 @@
       <w:pPr>
         <w:jc w:val="right"/>
       </w:pPr>
+    </w:p>
+    <w:p>
+      <w:pPr>
+        <w:jc w:val="right"/>
+      </w:pPr>
       <w:r>
         <w:t xml:space="preserve">Santa Maria, </w:t>
       </w:r>
-      <w:proofErr w:type="gramStart"/>
-      <w:r>
-        <w:t xml:space="preserve">{{ </w:t>
-      </w:r>
-      <w:proofErr w:type="spellStart"/>
-      <w:r>
-        <w:t>data</w:t>
-      </w:r>
-      <w:proofErr w:type="gramEnd"/>
-      <w:r>
-        <w:t>_atual</w:t>
-      </w:r>
-      <w:proofErr w:type="spellEnd"/>
-      <w:r>
-        <w:t xml:space="preserve"> }}</w:t>
+      <w:r>
+        <w:t>21 de julho de 2026</w:t>
       </w:r>
     </w:p>
     <w:p>
@@ -128,53 +119,53 @@
         <w:t>Ao cumprimentar Vossa Senhoria, solicitamos a celebração do</w:t>
       </w:r>
       <w:r>
-        <w:t xml:space="preserve"> Contrato </w:t>
+        <w:t xml:space="preserve"> Contrato Global</w:t>
+      </w:r>
+      <w:r>
+        <w:t xml:space="preserve"> com a FDMS - Fundação Delfim Mendes Silveira, objetivando dar suporte à UFSM no desenvolvimento do Projeto de </w:t>
+      </w:r>
+      <w:r>
+        <w:t>Extensão</w:t>
+      </w:r>
+      <w:r>
+        <w:t xml:space="preserve"> “</w:t>
+      </w:r>
+      <w:r>
+        <w:t>Tecnologias e serviços para sistemas elétricos e equipamentos de alta tensão e alta corrente</w:t>
+      </w:r>
+      <w:r>
+        <w:t xml:space="preserve">”, registrado no GAP sob o n. </w:t>
+      </w:r>
+      <w:r>
+        <w:t>065901</w:t>
+      </w:r>
+      <w:r>
+        <w:t xml:space="preserve"> </w:t>
+      </w:r>
+    </w:p>
+    <w:p>
+      <w:pPr>
+        <w:widowControl w:val="0"/>
+        <w:pBdr>
+          <w:top w:val="nil"/>
+          <w:left w:val="nil"/>
+          <w:bottom w:val="nil"/>
+          <w:right w:val="nil"/>
+          <w:between w:val="nil"/>
+        </w:pBdr>
+        <w:spacing w:after="120" w:line="276" w:lineRule="auto"/>
+        <w:ind w:firstLine="1404"/>
+        <w:jc w:val="both"/>
+      </w:pPr>
+      <w:r>
+        <w:t xml:space="preserve">Justifica-se a escolha da </w:t>
+      </w:r>
+      <w:r>
+        <w:t>Fundação Delfim Mendes Silveira (FDMS)</w:t>
       </w:r>
       <w:bookmarkStart w:id="0" w:name="_GoBack"/>
       <w:bookmarkEnd w:id="0"/>
       <w:r>
-        <w:t xml:space="preserve">com a FDMS - Fundação Delfim Mendes Silveira, objetivando dar suporte à UFSM no desenvolvimento do Projeto de </w:t>
-      </w:r>
-      <w:r>
-        <w:t xml:space="preserve">{{ </w:t>
-      </w:r>
-      <w:proofErr w:type="spellStart"/>
-      <w:r>
-        <w:t>classificacao</w:t>
-      </w:r>
-      <w:proofErr w:type="spellEnd"/>
-      <w:r>
-        <w:t xml:space="preserve"> }}</w:t>
-      </w:r>
-      <w:r>
-        <w:t xml:space="preserve"> “</w:t>
-      </w:r>
-      <w:r>
-        <w:t xml:space="preserve">{{ </w:t>
-      </w:r>
-      <w:proofErr w:type="spellStart"/>
-      <w:r>
-        <w:t>titulo_projeto</w:t>
-      </w:r>
-      <w:proofErr w:type="spellEnd"/>
-      <w:r>
-        <w:t xml:space="preserve"> }}</w:t>
-      </w:r>
-      <w:r>
-        <w:t xml:space="preserve">”, registrado no GAP sob o n. </w:t>
-      </w:r>
-      <w:r>
-        <w:t xml:space="preserve">{{ </w:t>
-      </w:r>
-      <w:proofErr w:type="spellStart"/>
-      <w:r>
-        <w:t>n_projeto</w:t>
-      </w:r>
-      <w:proofErr w:type="spellEnd"/>
-      <w:r>
-        <w:t xml:space="preserve"> }}</w:t>
-      </w:r>
-      <w:r>
         <w:t xml:space="preserve"> </w:t>
       </w:r>
     </w:p>
@@ -193,60 +184,7 @@
         <w:jc w:val="both"/>
       </w:pPr>
       <w:r>
-        <w:t xml:space="preserve">Justifica-se a escolha da (Fundação de apoio) </w:t>
-      </w:r>
-      <w:proofErr w:type="gramStart"/>
-      <w:r>
-        <w:t xml:space="preserve">{{ </w:t>
-      </w:r>
-      <w:proofErr w:type="spellStart"/>
-      <w:r>
-        <w:t>justificativa</w:t>
-      </w:r>
-      <w:proofErr w:type="gramEnd"/>
-      <w:r>
-        <w:t>_fund</w:t>
-      </w:r>
-      <w:proofErr w:type="spellEnd"/>
-      <w:r>
-        <w:t xml:space="preserve"> }} </w:t>
-      </w:r>
-    </w:p>
-    <w:p>
-      <w:pPr>
-        <w:widowControl w:val="0"/>
-        <w:pBdr>
-          <w:top w:val="nil"/>
-          <w:left w:val="nil"/>
-          <w:bottom w:val="nil"/>
-          <w:right w:val="nil"/>
-          <w:between w:val="nil"/>
-        </w:pBdr>
-        <w:spacing w:after="120" w:line="276" w:lineRule="auto"/>
-        <w:ind w:firstLine="1404"/>
-        <w:jc w:val="both"/>
-      </w:pPr>
-      <w:r>
-        <w:t xml:space="preserve">Ressalta-se a necessidade dessa parceria, a qual proporcionará melhores condições à operacionalização do referido projeto, tendo em vista que a sua execução ultrapassa o exercício financeiro e a sua viabilização é de interesse público, já que o projeto </w:t>
-      </w:r>
-      <w:proofErr w:type="gramStart"/>
-      <w:r>
-        <w:t xml:space="preserve">{{ </w:t>
-      </w:r>
-      <w:proofErr w:type="spellStart"/>
-      <w:r>
-        <w:t>importancia</w:t>
-      </w:r>
-      <w:proofErr w:type="gramEnd"/>
-      <w:r>
-        <w:t>_projeto</w:t>
-      </w:r>
-      <w:proofErr w:type="spellEnd"/>
-      <w:r>
-        <w:t xml:space="preserve"> }}</w:t>
-      </w:r>
-      <w:r>
-        <w:t>.</w:t>
+        <w:t>Ressalta-se a necessidade dessa parceria, a qual proporcionará melhores condições à operacionalização do referido projeto, tendo em vista que a sua execução ultrapassa o exercício financeiro e a sua viabilização é de interesse público, já que o projeto .</w:t>
       </w:r>
     </w:p>
     <w:p>
@@ -330,35 +268,14 @@
       <w:r>
         <w:t xml:space="preserve">Em atendimento ao art. 35 da Resolução UFSM n. 089/2022 abaixo transcrito, designo para exercer a função de Fiscal do projeto o servidor da UFSM </w:t>
       </w:r>
-      <w:proofErr w:type="gramStart"/>
-      <w:r>
-        <w:t xml:space="preserve">{{ </w:t>
-      </w:r>
-      <w:proofErr w:type="spellStart"/>
-      <w:r>
-        <w:t>nome</w:t>
-      </w:r>
-      <w:proofErr w:type="gramEnd"/>
-      <w:r>
-        <w:t>_fiscal</w:t>
-      </w:r>
-      <w:proofErr w:type="spellEnd"/>
-      <w:r>
-        <w:t xml:space="preserve"> }}</w:t>
+      <w:r>
+        <w:t>RAFAEL ADAIME PINTO</w:t>
       </w:r>
       <w:r>
         <w:t xml:space="preserve"> SIAPE </w:t>
       </w:r>
       <w:r>
-        <w:t xml:space="preserve">{{ </w:t>
-      </w:r>
-      <w:proofErr w:type="spellStart"/>
-      <w:r>
-        <w:t>siape_fiscal</w:t>
-      </w:r>
-      <w:proofErr w:type="spellEnd"/>
-      <w:r>
-        <w:t xml:space="preserve"> }}</w:t>
+        <w:t>1736464</w:t>
       </w:r>
     </w:p>
     <w:p>
@@ -512,15 +429,7 @@
         <w:jc w:val="both"/>
       </w:pPr>
       <w:r>
-        <w:t xml:space="preserve">b) que possuir parentesco até 3º (terceiro) grau com qualquer dos participantes do </w:t>
-      </w:r>
-      <w:proofErr w:type="gramStart"/>
-      <w:r>
-        <w:t>projeto ;</w:t>
-      </w:r>
-      <w:proofErr w:type="gramEnd"/>
-      <w:r>
-        <w:t xml:space="preserve"> </w:t>
+        <w:t xml:space="preserve">b) que possuir parentesco até 3º (terceiro) grau com qualquer dos participantes do projeto ; </w:t>
       </w:r>
     </w:p>
     <w:p>
@@ -568,6 +477,7 @@
         <w:jc w:val="both"/>
       </w:pPr>
       <w:r>
+        <w:lastRenderedPageBreak/>
         <w:t xml:space="preserve">§ 3o O fiscal que estiver na iminência de afastar-se ou licenciar-se por mais que 30 (trinta) dias, deverá comunicar a autoridade que o designou para essa função, de modo que seja providenciada a sua substituição. </w:t>
       </w:r>
     </w:p>
@@ -584,7 +494,6 @@
         <w:jc w:val="both"/>
       </w:pPr>
       <w:r>
-        <w:lastRenderedPageBreak/>
         <w:t xml:space="preserve">§ 4o O fiscal deverá permanecer na função pelo período mínimo de 01 (um) semestre, de modo a evitar a substituição do servidor antes da apresentação da prestação de contas parcial do período em questão e dar ciência do andamento do trabalho ao sucessor. </w:t>
       </w:r>
     </w:p>
@@ -776,15 +685,7 @@
         <w:t xml:space="preserve">NOME: </w:t>
       </w:r>
       <w:r>
-        <w:t xml:space="preserve">{{ </w:t>
-      </w:r>
-      <w:proofErr w:type="spellStart"/>
-      <w:r>
-        <w:t>diretor_unidade</w:t>
-      </w:r>
-      <w:proofErr w:type="spellEnd"/>
-      <w:r>
-        <w:t xml:space="preserve"> }}   </w:t>
+        <w:t xml:space="preserve">Maurício Sperandio   </w:t>
       </w:r>
       <w:r>
         <w:br/>
@@ -793,15 +694,7 @@
         <w:t xml:space="preserve">SIAPE: </w:t>
       </w:r>
       <w:r>
-        <w:t xml:space="preserve">{{ </w:t>
-      </w:r>
-      <w:proofErr w:type="spellStart"/>
-      <w:r>
-        <w:t>siape_diretor_unidade</w:t>
-      </w:r>
-      <w:proofErr w:type="spellEnd"/>
-      <w:r>
-        <w:t xml:space="preserve"> }}</w:t>
+        <w:t>1611327</w:t>
       </w:r>
     </w:p>
     <w:sectPr>

--- a/Modelos/AG/FDMS/memorando_solicitacao_contratacao_FDMS.docx
+++ b/Modelos/AG/FDMS/memorando_solicitacao_contratacao_FDMS.docx
@@ -2,6 +2,7 @@
 <file path=word/document.xml><?xml version="1.0" encoding="utf-8"?>
 <w:document xmlns:wpc="http://schemas.microsoft.com/office/word/2010/wordprocessingCanvas" xmlns:cx="http://schemas.microsoft.com/office/drawing/2014/chartex" xmlns:cx1="http://schemas.microsoft.com/office/drawing/2015/9/8/chartex" xmlns:cx2="http://schemas.microsoft.com/office/drawing/2015/10/21/chartex" xmlns:cx3="http://schemas.microsoft.com/office/drawing/2016/5/9/chartex" xmlns:cx4="http://schemas.microsoft.com/office/drawing/2016/5/10/chartex" xmlns:cx5="http://schemas.microsoft.com/office/drawing/2016/5/11/chartex" xmlns:cx6="http://schemas.microsoft.com/office/drawing/2016/5/12/chartex" xmlns:cx7="http://schemas.microsoft.com/office/drawing/2016/5/13/chartex" xmlns:cx8="http://schemas.microsoft.com/office/drawing/2016/5/14/chartex" xmlns:mc="http://schemas.openxmlformats.org/markup-compatibility/2006" xmlns:aink="http://schemas.microsoft.com/office/drawing/2016/ink" xmlns:am3d="http://schemas.microsoft.com/office/drawing/2017/model3d" xmlns:o="urn:schemas-microsoft-com:office:office" xmlns:r="http://schemas.openxmlformats.org/officeDocument/2006/relationships" xmlns:m="http://schemas.openxmlformats.org/officeDocument/2006/math" xmlns:v="urn:schemas-microsoft-com:vml" xmlns:wp14="http://schemas.microsoft.com/office/word/2010/wordprocessingDrawing" xmlns:wp="http://schemas.openxmlformats.org/drawingml/2006/wordprocessingDrawing" xmlns:w10="urn:schemas-microsoft-com:office:word" xmlns:w="http://schemas.openxmlformats.org/wordprocessingml/2006/main" xmlns:w14="http://schemas.microsoft.com/office/word/2010/wordml" xmlns:w15="http://schemas.microsoft.com/office/word/2012/wordml" xmlns:w16cid="http://schemas.microsoft.com/office/word/2016/wordml/cid" xmlns:w16se="http://schemas.microsoft.com/office/word/2015/wordml/symex" xmlns:wpg="http://schemas.microsoft.com/office/word/2010/wordprocessingGroup" xmlns:wpi="http://schemas.microsoft.com/office/word/2010/wordprocessingInk" xmlns:wne="http://schemas.microsoft.com/office/word/2006/wordml" xmlns:wps="http://schemas.microsoft.com/office/word/2010/wordprocessingShape" mc:Ignorable="w14 w15 w16se w16cid wp14">
   <w:body>
+    <w:p/>
     <w:p>
       <w:pPr>
         <w:jc w:val="right"/>
@@ -11,16 +12,24 @@
       <w:pPr>
         <w:jc w:val="right"/>
       </w:pPr>
-    </w:p>
-    <w:p>
-      <w:pPr>
-        <w:jc w:val="right"/>
-      </w:pPr>
       <w:r>
         <w:t xml:space="preserve">Santa Maria, </w:t>
       </w:r>
-      <w:r>
-        <w:t>21 de julho de 2026</w:t>
+      <w:proofErr w:type="gramStart"/>
+      <w:r>
+        <w:t xml:space="preserve">{{ </w:t>
+      </w:r>
+      <w:proofErr w:type="spellStart"/>
+      <w:r>
+        <w:t>data</w:t>
+      </w:r>
+      <w:proofErr w:type="gramEnd"/>
+      <w:r>
+        <w:t>_atual</w:t>
+      </w:r>
+      <w:proofErr w:type="spellEnd"/>
+      <w:r>
+        <w:t xml:space="preserve"> }}</w:t>
       </w:r>
     </w:p>
     <w:p>
@@ -119,25 +128,49 @@
         <w:t>Ao cumprimentar Vossa Senhoria, solicitamos a celebração do</w:t>
       </w:r>
       <w:r>
-        <w:t xml:space="preserve"> Contrato Global</w:t>
-      </w:r>
-      <w:r>
-        <w:t xml:space="preserve"> com a FDMS - Fundação Delfim Mendes Silveira, objetivando dar suporte à UFSM no desenvolvimento do Projeto de </w:t>
-      </w:r>
-      <w:r>
-        <w:t>Extensão</w:t>
+        <w:t xml:space="preserve"> Contrato </w:t>
+      </w:r>
+      <w:r>
+        <w:t xml:space="preserve">com a FDMS - Fundação Delfim Mendes Silveira, objetivando dar suporte à UFSM no desenvolvimento do Projeto de </w:t>
+      </w:r>
+      <w:r>
+        <w:t xml:space="preserve">{{ </w:t>
+      </w:r>
+      <w:proofErr w:type="spellStart"/>
+      <w:r>
+        <w:t>classificacao</w:t>
+      </w:r>
+      <w:proofErr w:type="spellEnd"/>
+      <w:r>
+        <w:t xml:space="preserve"> }}</w:t>
       </w:r>
       <w:r>
         <w:t xml:space="preserve"> “</w:t>
       </w:r>
       <w:r>
-        <w:t>Tecnologias e serviços para sistemas elétricos e equipamentos de alta tensão e alta corrente</w:t>
+        <w:t xml:space="preserve">{{ </w:t>
+      </w:r>
+      <w:proofErr w:type="spellStart"/>
+      <w:r>
+        <w:t>titulo_projeto</w:t>
+      </w:r>
+      <w:proofErr w:type="spellEnd"/>
+      <w:r>
+        <w:t xml:space="preserve"> }}</w:t>
       </w:r>
       <w:r>
         <w:t xml:space="preserve">”, registrado no GAP sob o n. </w:t>
       </w:r>
       <w:r>
-        <w:t>065901</w:t>
+        <w:t xml:space="preserve">{{ </w:t>
+      </w:r>
+      <w:proofErr w:type="spellStart"/>
+      <w:r>
+        <w:t>n_projeto</w:t>
+      </w:r>
+      <w:proofErr w:type="spellEnd"/>
+      <w:r>
+        <w:t xml:space="preserve"> }}</w:t>
       </w:r>
       <w:r>
         <w:t xml:space="preserve"> </w:t>
@@ -163,10 +196,21 @@
       <w:r>
         <w:t>Fundação Delfim Mendes Silveira (FDMS)</w:t>
       </w:r>
+      <w:r>
+        <w:t xml:space="preserve"> </w:t>
+      </w:r>
       <w:bookmarkStart w:id="0" w:name="_GoBack"/>
       <w:bookmarkEnd w:id="0"/>
       <w:r>
-        <w:t xml:space="preserve"> </w:t>
+        <w:t xml:space="preserve">{{ </w:t>
+      </w:r>
+      <w:proofErr w:type="spellStart"/>
+      <w:r>
+        <w:t>justificativa_fund</w:t>
+      </w:r>
+      <w:proofErr w:type="spellEnd"/>
+      <w:r>
+        <w:t xml:space="preserve"> }} </w:t>
       </w:r>
     </w:p>
     <w:p>
@@ -184,7 +228,26 @@
         <w:jc w:val="both"/>
       </w:pPr>
       <w:r>
-        <w:t>Ressalta-se a necessidade dessa parceria, a qual proporcionará melhores condições à operacionalização do referido projeto, tendo em vista que a sua execução ultrapassa o exercício financeiro e a sua viabilização é de interesse público, já que o projeto .</w:t>
+        <w:t xml:space="preserve">Ressalta-se a necessidade dessa parceria, a qual proporcionará melhores condições à operacionalização do referido projeto, tendo em vista que a sua execução ultrapassa o exercício financeiro e a sua viabilização é de interesse público, já que o projeto </w:t>
+      </w:r>
+      <w:proofErr w:type="gramStart"/>
+      <w:r>
+        <w:t xml:space="preserve">{{ </w:t>
+      </w:r>
+      <w:proofErr w:type="spellStart"/>
+      <w:r>
+        <w:t>importancia</w:t>
+      </w:r>
+      <w:proofErr w:type="gramEnd"/>
+      <w:r>
+        <w:t>_projeto</w:t>
+      </w:r>
+      <w:proofErr w:type="spellEnd"/>
+      <w:r>
+        <w:t xml:space="preserve"> }}</w:t>
+      </w:r>
+      <w:r>
+        <w:t>.</w:t>
       </w:r>
     </w:p>
     <w:p>
@@ -268,14 +331,35 @@
       <w:r>
         <w:t xml:space="preserve">Em atendimento ao art. 35 da Resolução UFSM n. 089/2022 abaixo transcrito, designo para exercer a função de Fiscal do projeto o servidor da UFSM </w:t>
       </w:r>
-      <w:r>
-        <w:t>RAFAEL ADAIME PINTO</w:t>
+      <w:proofErr w:type="gramStart"/>
+      <w:r>
+        <w:t xml:space="preserve">{{ </w:t>
+      </w:r>
+      <w:proofErr w:type="spellStart"/>
+      <w:r>
+        <w:t>nome</w:t>
+      </w:r>
+      <w:proofErr w:type="gramEnd"/>
+      <w:r>
+        <w:t>_fiscal</w:t>
+      </w:r>
+      <w:proofErr w:type="spellEnd"/>
+      <w:r>
+        <w:t xml:space="preserve"> }}</w:t>
       </w:r>
       <w:r>
         <w:t xml:space="preserve"> SIAPE </w:t>
       </w:r>
       <w:r>
-        <w:t>1736464</w:t>
+        <w:t xml:space="preserve">{{ </w:t>
+      </w:r>
+      <w:proofErr w:type="spellStart"/>
+      <w:r>
+        <w:t>siape_fiscal</w:t>
+      </w:r>
+      <w:proofErr w:type="spellEnd"/>
+      <w:r>
+        <w:t xml:space="preserve"> }}</w:t>
       </w:r>
     </w:p>
     <w:p>
@@ -429,7 +513,15 @@
         <w:jc w:val="both"/>
       </w:pPr>
       <w:r>
-        <w:t xml:space="preserve">b) que possuir parentesco até 3º (terceiro) grau com qualquer dos participantes do projeto ; </w:t>
+        <w:t xml:space="preserve">b) que possuir parentesco até 3º (terceiro) grau com qualquer dos participantes do </w:t>
+      </w:r>
+      <w:proofErr w:type="gramStart"/>
+      <w:r>
+        <w:t>projeto ;</w:t>
+      </w:r>
+      <w:proofErr w:type="gramEnd"/>
+      <w:r>
+        <w:t xml:space="preserve"> </w:t>
       </w:r>
     </w:p>
     <w:p>
@@ -477,23 +569,23 @@
         <w:jc w:val="both"/>
       </w:pPr>
       <w:r>
+        <w:t xml:space="preserve">§ 3o O fiscal que estiver na iminência de afastar-se ou licenciar-se por mais que 30 (trinta) dias, deverá comunicar a autoridade que o designou para essa função, de modo que seja providenciada a sua substituição. </w:t>
+      </w:r>
+    </w:p>
+    <w:p>
+      <w:pPr>
+        <w:pBdr>
+          <w:top w:val="nil"/>
+          <w:left w:val="nil"/>
+          <w:bottom w:val="nil"/>
+          <w:right w:val="nil"/>
+          <w:between w:val="nil"/>
+        </w:pBdr>
+        <w:ind w:firstLine="1418"/>
+        <w:jc w:val="both"/>
+      </w:pPr>
+      <w:r>
         <w:lastRenderedPageBreak/>
-        <w:t xml:space="preserve">§ 3o O fiscal que estiver na iminência de afastar-se ou licenciar-se por mais que 30 (trinta) dias, deverá comunicar a autoridade que o designou para essa função, de modo que seja providenciada a sua substituição. </w:t>
-      </w:r>
-    </w:p>
-    <w:p>
-      <w:pPr>
-        <w:pBdr>
-          <w:top w:val="nil"/>
-          <w:left w:val="nil"/>
-          <w:bottom w:val="nil"/>
-          <w:right w:val="nil"/>
-          <w:between w:val="nil"/>
-        </w:pBdr>
-        <w:ind w:firstLine="1418"/>
-        <w:jc w:val="both"/>
-      </w:pPr>
-      <w:r>
         <w:t xml:space="preserve">§ 4o O fiscal deverá permanecer na função pelo período mínimo de 01 (um) semestre, de modo a evitar a substituição do servidor antes da apresentação da prestação de contas parcial do período em questão e dar ciência do andamento do trabalho ao sucessor. </w:t>
       </w:r>
     </w:p>
@@ -685,7 +777,15 @@
         <w:t xml:space="preserve">NOME: </w:t>
       </w:r>
       <w:r>
-        <w:t xml:space="preserve">Maurício Sperandio   </w:t>
+        <w:t xml:space="preserve">{{ </w:t>
+      </w:r>
+      <w:proofErr w:type="spellStart"/>
+      <w:r>
+        <w:t>diretor_unidade</w:t>
+      </w:r>
+      <w:proofErr w:type="spellEnd"/>
+      <w:r>
+        <w:t xml:space="preserve"> }}   </w:t>
       </w:r>
       <w:r>
         <w:br/>
@@ -694,7 +794,15 @@
         <w:t xml:space="preserve">SIAPE: </w:t>
       </w:r>
       <w:r>
-        <w:t>1611327</w:t>
+        <w:t xml:space="preserve">{{ </w:t>
+      </w:r>
+      <w:proofErr w:type="spellStart"/>
+      <w:r>
+        <w:t>siape_diretor_unidade</w:t>
+      </w:r>
+      <w:proofErr w:type="spellEnd"/>
+      <w:r>
+        <w:t xml:space="preserve"> }}</w:t>
       </w:r>
     </w:p>
     <w:sectPr>
